--- a/Meeting Minutes/Advisor meetings/Bryce/11 02-10 Bryce meeting.docx
+++ b/Meeting Minutes/Advisor meetings/Bryce/11 02-10 Bryce meeting.docx
@@ -1370,6 +1370,7 @@
               </w:rPr>
               <w:t xml:space="preserve">one team’s </w:t>
             </w:r>
+            <w:proofErr w:type="spellStart"/>
             <w:r>
               <w:rPr>
                 <w:bCs/>
@@ -1386,7 +1387,14 @@
               <w:rPr>
                 <w:bCs/>
               </w:rPr>
-              <w:t>anagement review</w:t>
+              <w:t>anagement</w:t>
+            </w:r>
+            <w:proofErr w:type="spellEnd"/>
+            <w:r>
+              <w:rPr>
+                <w:bCs/>
+              </w:rPr>
+              <w:t xml:space="preserve"> review</w:t>
             </w:r>
           </w:p>
           <w:p>
@@ -1553,7 +1561,21 @@
               <w:rPr>
                 <w:bCs/>
               </w:rPr>
-              <w:t xml:space="preserve">not in as bad as a position as we thought. As long as we keep up at least 30 hours per week we should </w:t>
+              <w:t xml:space="preserve">not in as bad as a position as we thought. As long as we keep up at least 30 hours per </w:t>
+            </w:r>
+            <w:proofErr w:type="gramStart"/>
+            <w:r>
+              <w:rPr>
+                <w:bCs/>
+              </w:rPr>
+              <w:t>week</w:t>
+            </w:r>
+            <w:proofErr w:type="gramEnd"/>
+            <w:r>
+              <w:rPr>
+                <w:bCs/>
+              </w:rPr>
+              <w:t xml:space="preserve"> we should </w:t>
             </w:r>
             <w:r>
               <w:rPr>
@@ -1660,13 +1682,7 @@
               <w:rPr>
                 <w:bCs/>
               </w:rPr>
-              <w:t xml:space="preserve">1050 </w:t>
-            </w:r>
-            <w:r>
-              <w:rPr>
-                <w:bCs/>
-              </w:rPr>
-              <w:t>How exactly should we put Bryce down for his role in the final documentation? Technical Advisor.</w:t>
+              <w:t>1050 How exactly should we put Bryce down for his role in the final documentation? Technical Advisor.</w:t>
             </w:r>
           </w:p>
           <w:p>
@@ -1679,7 +1695,19 @@
               <w:rPr>
                 <w:bCs/>
               </w:rPr>
-              <w:t>Meeting was due to end at 10, but it continued until 11.</w:t>
+              <w:t xml:space="preserve">Meeting </w:t>
+            </w:r>
+            <w:r>
+              <w:rPr>
+                <w:bCs/>
+              </w:rPr>
+              <w:t>ended at</w:t>
+            </w:r>
+            <w:r>
+              <w:rPr>
+                <w:bCs/>
+              </w:rPr>
+              <w:t xml:space="preserve"> 11.</w:t>
             </w:r>
           </w:p>
         </w:tc>
